--- a/results/supplementary/table_01_cronbach_alpha.docx
+++ b/results/supplementary/table_01_cronbach_alpha.docx
@@ -28,7 +28,7 @@
         <w:rPr/>
         <w:t xml:space="preserve">Table </w:t>
       </w:r>
-      <w:bookmarkStart w:id="027ef8a2-5322-40bb-a99d-203ca8776c7d" w:name="table"/>
+      <w:bookmarkStart w:id="b6b4eed1-2351-460b-9ac5-3613ebfeea4a" w:name="table"/>
       <w:r>
         <w:rPr/>
         <w:fldChar w:fldCharType="begin" w:dirty="true"/>
@@ -41,7 +41,7 @@
         <w:rPr/>
         <w:fldChar w:fldCharType="end" w:dirty="true"/>
       </w:r>
-      <w:bookmarkEnd w:id="027ef8a2-5322-40bb-a99d-203ca8776c7d"/>
+      <w:bookmarkEnd w:id="b6b4eed1-2351-460b-9ac5-3613ebfeea4a"/>
       <w:r>
         <w:rPr/>
         <w:t xml:space="preserve">. </w:t>
@@ -59,14 +59,11 @@
       <w:tblGrid>
         <w:gridCol w:w="1080"/>
         <w:gridCol w:w="1607"/>
-        <w:gridCol w:w="1925"/>
-        <w:gridCol w:w="2682"/>
-        <w:gridCol w:w="1470"/>
-        <w:gridCol w:w="2685"/>
+        <w:gridCol w:w="1436"/>
       </w:tblGrid>
       <w:tr>
         <w:trPr>
-          <w:trHeight w:val="531" w:hRule="auto"/>
+          <w:trHeight w:val="496" w:hRule="auto"/>
           <w:tblHeader/>
         </w:trPr>
         <w:tc>
@@ -230,172 +227,7 @@
                 <w:szCs w:val="20"/>
                 <w:color w:val="000000"/>
               </w:rPr>
-              <w:t xml:space="preserve">Cronbach's α (raw)</w:t>
-            </w:r>
-          </w:p>
-        </w:tc>
-        <w:tc>
-          <w:tcPr>
-            <w:tcBorders>
-              <w:bottom w:val="single" w:sz="10" w:space="0" w:color="404040"/>
-              <w:top w:val="single" w:sz="10" w:space="0" w:color="404040"/>
-              <w:left w:val="none" w:sz="0" w:space="0" w:color="000000"/>
-              <w:right w:val="none" w:sz="0" w:space="0" w:color="000000"/>
-            </w:tcBorders>
-            <w:shd w:val="clear" w:color="auto" w:fill="FFFFFF"/>
-            <w:tcMar>
-              <w:top w:w="0" w:type="dxa"/>
-              <w:bottom w:w="0" w:type="dxa"/>
-              <w:left w:w="0" w:type="dxa"/>
-              <w:right w:w="0" w:type="dxa"/>
-            </w:tcMar>
-            <w:vAlign w:val="center"/>
-          </w:tcPr>
-          <w:p>
-            <w:pPr>
-              <w:pStyle w:val="Normal"/>
-              <w:jc w:val="left"/>
-              <w:pBdr>
-                <w:bottom w:val="none" w:sz="0" w:space="0" w:color="000000"/>
-                <w:top w:val="none" w:sz="0" w:space="0" w:color="000000"/>
-                <w:left w:val="none" w:sz="0" w:space="0" w:color="000000"/>
-                <w:right w:val="none" w:sz="0" w:space="0" w:color="000000"/>
-              </w:pBdr>
-              <w:spacing w:after="80" w:before="80" w:line="240"/>
-              <w:ind w:left="80" w:right="80" w:firstLine="0" w:firstLineChars="0"/>
-              <w:rPr>
-                <w:rFonts w:ascii="Calibri" w:hAnsi="Calibri" w:eastAsia="Calibri" w:cs="Calibri"/>
-                <w:i w:val="false"/>
-                <w:b w:val="true"/>
-                <w:u w:val="none"/>
-                <w:strike w:val="false"/>
-                <w:sz w:val="20"/>
-                <w:szCs w:val="20"/>
-                <w:color w:val="000000"/>
-              </w:rPr>
-            </w:pPr>
-            <w:r>
-              <w:rPr>
-                <w:rFonts w:ascii="Calibri" w:hAnsi="Calibri" w:eastAsia="Calibri" w:cs="Calibri"/>
-                <w:i w:val="false"/>
-                <w:b w:val="true"/>
-                <w:u w:val="none"/>
-                <w:strike w:val="false"/>
-                <w:sz w:val="20"/>
-                <w:szCs w:val="20"/>
-                <w:color w:val="000000"/>
-              </w:rPr>
-              <w:t xml:space="preserve">Cronbach's α (standardised)</w:t>
-            </w:r>
-          </w:p>
-        </w:tc>
-        <w:tc>
-          <w:tcPr>
-            <w:tcBorders>
-              <w:bottom w:val="single" w:sz="10" w:space="0" w:color="404040"/>
-              <w:top w:val="single" w:sz="10" w:space="0" w:color="404040"/>
-              <w:left w:val="none" w:sz="0" w:space="0" w:color="000000"/>
-              <w:right w:val="none" w:sz="0" w:space="0" w:color="000000"/>
-            </w:tcBorders>
-            <w:shd w:val="clear" w:color="auto" w:fill="FFFFFF"/>
-            <w:tcMar>
-              <w:top w:w="0" w:type="dxa"/>
-              <w:bottom w:w="0" w:type="dxa"/>
-              <w:left w:w="0" w:type="dxa"/>
-              <w:right w:w="0" w:type="dxa"/>
-            </w:tcMar>
-            <w:vAlign w:val="center"/>
-          </w:tcPr>
-          <w:p>
-            <w:pPr>
-              <w:pStyle w:val="Normal"/>
-              <w:jc w:val="left"/>
-              <w:pBdr>
-                <w:bottom w:val="none" w:sz="0" w:space="0" w:color="000000"/>
-                <w:top w:val="none" w:sz="0" w:space="0" w:color="000000"/>
-                <w:left w:val="none" w:sz="0" w:space="0" w:color="000000"/>
-                <w:right w:val="none" w:sz="0" w:space="0" w:color="000000"/>
-              </w:pBdr>
-              <w:spacing w:after="80" w:before="80" w:line="240"/>
-              <w:ind w:left="80" w:right="80" w:firstLine="0" w:firstLineChars="0"/>
-              <w:rPr>
-                <w:rFonts w:ascii="Calibri" w:hAnsi="Calibri" w:eastAsia="Calibri" w:cs="Calibri"/>
-                <w:i w:val="false"/>
-                <w:b w:val="true"/>
-                <w:u w:val="none"/>
-                <w:strike w:val="false"/>
-                <w:sz w:val="20"/>
-                <w:szCs w:val="20"/>
-                <w:color w:val="000000"/>
-              </w:rPr>
-            </w:pPr>
-            <w:r>
-              <w:rPr>
-                <w:rFonts w:ascii="Calibri" w:hAnsi="Calibri" w:eastAsia="Calibri" w:cs="Calibri"/>
-                <w:i w:val="false"/>
-                <w:b w:val="true"/>
-                <w:u w:val="none"/>
-                <w:strike w:val="false"/>
-                <w:sz w:val="20"/>
-                <w:szCs w:val="20"/>
-                <w:color w:val="000000"/>
-              </w:rPr>
-              <w:t xml:space="preserve">Guttman's λ6</w:t>
-            </w:r>
-          </w:p>
-        </w:tc>
-        <w:tc>
-          <w:tcPr>
-            <w:tcBorders>
-              <w:bottom w:val="single" w:sz="10" w:space="0" w:color="404040"/>
-              <w:top w:val="single" w:sz="10" w:space="0" w:color="404040"/>
-              <w:left w:val="none" w:sz="0" w:space="0" w:color="000000"/>
-              <w:right w:val="none" w:sz="0" w:space="0" w:color="000000"/>
-            </w:tcBorders>
-            <w:shd w:val="clear" w:color="auto" w:fill="FFFFFF"/>
-            <w:tcMar>
-              <w:top w:w="0" w:type="dxa"/>
-              <w:bottom w:w="0" w:type="dxa"/>
-              <w:left w:w="0" w:type="dxa"/>
-              <w:right w:w="0" w:type="dxa"/>
-            </w:tcMar>
-            <w:vAlign w:val="center"/>
-          </w:tcPr>
-          <w:p>
-            <w:pPr>
-              <w:pStyle w:val="Normal"/>
-              <w:jc w:val="left"/>
-              <w:pBdr>
-                <w:bottom w:val="none" w:sz="0" w:space="0" w:color="000000"/>
-                <w:top w:val="none" w:sz="0" w:space="0" w:color="000000"/>
-                <w:left w:val="none" w:sz="0" w:space="0" w:color="000000"/>
-                <w:right w:val="none" w:sz="0" w:space="0" w:color="000000"/>
-              </w:pBdr>
-              <w:spacing w:after="80" w:before="80" w:line="240"/>
-              <w:ind w:left="80" w:right="80" w:firstLine="0" w:firstLineChars="0"/>
-              <w:rPr>
-                <w:rFonts w:ascii="Calibri" w:hAnsi="Calibri" w:eastAsia="Calibri" w:cs="Calibri"/>
-                <w:i w:val="false"/>
-                <w:b w:val="true"/>
-                <w:u w:val="none"/>
-                <w:strike w:val="false"/>
-                <w:sz w:val="20"/>
-                <w:szCs w:val="20"/>
-                <w:color w:val="000000"/>
-              </w:rPr>
-            </w:pPr>
-            <w:r>
-              <w:rPr>
-                <w:rFonts w:ascii="Calibri" w:hAnsi="Calibri" w:eastAsia="Calibri" w:cs="Calibri"/>
-                <w:i w:val="false"/>
-                <w:b w:val="true"/>
-                <w:u w:val="none"/>
-                <w:strike w:val="false"/>
-                <w:sz w:val="20"/>
-                <w:szCs w:val="20"/>
-                <w:color w:val="000000"/>
-              </w:rPr>
-              <w:t xml:space="preserve">Mean inter-item correlation</w:t>
+              <w:t xml:space="preserve">Cronbach's α</w:t>
             </w:r>
           </w:p>
         </w:tc>
@@ -569,171 +401,6 @@
             </w:r>
           </w:p>
         </w:tc>
-        <w:tc>
-          <w:tcPr>
-            <w:tcBorders>
-              <w:bottom w:val="single" w:sz="10" w:space="0" w:color="404040"/>
-              <w:top w:val="single" w:sz="10" w:space="0" w:color="404040"/>
-              <w:left w:val="none" w:sz="0" w:space="0" w:color="000000"/>
-              <w:right w:val="none" w:sz="0" w:space="0" w:color="000000"/>
-            </w:tcBorders>
-            <w:shd w:val="clear" w:color="auto" w:fill="FFFFFF"/>
-            <w:tcMar>
-              <w:top w:w="0" w:type="dxa"/>
-              <w:bottom w:w="0" w:type="dxa"/>
-              <w:left w:w="0" w:type="dxa"/>
-              <w:right w:w="0" w:type="dxa"/>
-            </w:tcMar>
-            <w:vAlign w:val="center"/>
-          </w:tcPr>
-          <w:p>
-            <w:pPr>
-              <w:pStyle w:val="Normal"/>
-              <w:jc w:val="center"/>
-              <w:pBdr>
-                <w:bottom w:val="none" w:sz="0" w:space="0" w:color="000000"/>
-                <w:top w:val="none" w:sz="0" w:space="0" w:color="000000"/>
-                <w:left w:val="none" w:sz="0" w:space="0" w:color="000000"/>
-                <w:right w:val="none" w:sz="0" w:space="0" w:color="000000"/>
-              </w:pBdr>
-              <w:spacing w:after="80" w:before="80" w:line="240"/>
-              <w:ind w:left="80" w:right="80" w:firstLine="0" w:firstLineChars="0"/>
-              <w:rPr>
-                <w:rFonts w:ascii="Calibri" w:hAnsi="Calibri" w:eastAsia="Calibri" w:cs="Calibri"/>
-                <w:i w:val="false"/>
-                <w:b w:val="false"/>
-                <w:u w:val="none"/>
-                <w:strike w:val="false"/>
-                <w:sz w:val="20"/>
-                <w:szCs w:val="20"/>
-                <w:color w:val="000000"/>
-              </w:rPr>
-            </w:pPr>
-            <w:r>
-              <w:rPr>
-                <w:rFonts w:ascii="Calibri" w:hAnsi="Calibri" w:eastAsia="Calibri" w:cs="Calibri"/>
-                <w:i w:val="false"/>
-                <w:b w:val="false"/>
-                <w:u w:val="none"/>
-                <w:strike w:val="false"/>
-                <w:sz w:val="20"/>
-                <w:szCs w:val="20"/>
-                <w:color w:val="000000"/>
-              </w:rPr>
-              <w:t xml:space="preserve">0.879</w:t>
-            </w:r>
-          </w:p>
-        </w:tc>
-        <w:tc>
-          <w:tcPr>
-            <w:tcBorders>
-              <w:bottom w:val="single" w:sz="10" w:space="0" w:color="404040"/>
-              <w:top w:val="single" w:sz="10" w:space="0" w:color="404040"/>
-              <w:left w:val="none" w:sz="0" w:space="0" w:color="000000"/>
-              <w:right w:val="none" w:sz="0" w:space="0" w:color="000000"/>
-            </w:tcBorders>
-            <w:shd w:val="clear" w:color="auto" w:fill="FFFFFF"/>
-            <w:tcMar>
-              <w:top w:w="0" w:type="dxa"/>
-              <w:bottom w:w="0" w:type="dxa"/>
-              <w:left w:w="0" w:type="dxa"/>
-              <w:right w:w="0" w:type="dxa"/>
-            </w:tcMar>
-            <w:vAlign w:val="center"/>
-          </w:tcPr>
-          <w:p>
-            <w:pPr>
-              <w:pStyle w:val="Normal"/>
-              <w:jc w:val="center"/>
-              <w:pBdr>
-                <w:bottom w:val="none" w:sz="0" w:space="0" w:color="000000"/>
-                <w:top w:val="none" w:sz="0" w:space="0" w:color="000000"/>
-                <w:left w:val="none" w:sz="0" w:space="0" w:color="000000"/>
-                <w:right w:val="none" w:sz="0" w:space="0" w:color="000000"/>
-              </w:pBdr>
-              <w:spacing w:after="80" w:before="80" w:line="240"/>
-              <w:ind w:left="80" w:right="80" w:firstLine="0" w:firstLineChars="0"/>
-              <w:rPr>
-                <w:rFonts w:ascii="Calibri" w:hAnsi="Calibri" w:eastAsia="Calibri" w:cs="Calibri"/>
-                <w:i w:val="false"/>
-                <w:b w:val="false"/>
-                <w:u w:val="none"/>
-                <w:strike w:val="false"/>
-                <w:sz w:val="20"/>
-                <w:szCs w:val="20"/>
-                <w:color w:val="000000"/>
-              </w:rPr>
-            </w:pPr>
-            <w:r>
-              <w:rPr>
-                <w:rFonts w:ascii="Calibri" w:hAnsi="Calibri" w:eastAsia="Calibri" w:cs="Calibri"/>
-                <w:i w:val="false"/>
-                <w:b w:val="false"/>
-                <w:u w:val="none"/>
-                <w:strike w:val="false"/>
-                <w:sz w:val="20"/>
-                <w:szCs w:val="20"/>
-                <w:color w:val="000000"/>
-              </w:rPr>
-              <w:t xml:space="preserve">0.897</w:t>
-            </w:r>
-          </w:p>
-        </w:tc>
-        <w:tc>
-          <w:tcPr>
-            <w:tcBorders>
-              <w:bottom w:val="single" w:sz="10" w:space="0" w:color="404040"/>
-              <w:top w:val="single" w:sz="10" w:space="0" w:color="404040"/>
-              <w:left w:val="none" w:sz="0" w:space="0" w:color="000000"/>
-              <w:right w:val="none" w:sz="0" w:space="0" w:color="000000"/>
-            </w:tcBorders>
-            <w:shd w:val="clear" w:color="auto" w:fill="FFFFFF"/>
-            <w:tcMar>
-              <w:top w:w="0" w:type="dxa"/>
-              <w:bottom w:w="0" w:type="dxa"/>
-              <w:left w:w="0" w:type="dxa"/>
-              <w:right w:w="0" w:type="dxa"/>
-            </w:tcMar>
-            <w:vAlign w:val="center"/>
-          </w:tcPr>
-          <w:p>
-            <w:pPr>
-              <w:pStyle w:val="Normal"/>
-              <w:jc w:val="center"/>
-              <w:pBdr>
-                <w:bottom w:val="none" w:sz="0" w:space="0" w:color="000000"/>
-                <w:top w:val="none" w:sz="0" w:space="0" w:color="000000"/>
-                <w:left w:val="none" w:sz="0" w:space="0" w:color="000000"/>
-                <w:right w:val="none" w:sz="0" w:space="0" w:color="000000"/>
-              </w:pBdr>
-              <w:spacing w:after="80" w:before="80" w:line="240"/>
-              <w:ind w:left="80" w:right="80" w:firstLine="0" w:firstLineChars="0"/>
-              <w:rPr>
-                <w:rFonts w:ascii="Calibri" w:hAnsi="Calibri" w:eastAsia="Calibri" w:cs="Calibri"/>
-                <w:i w:val="false"/>
-                <w:b w:val="false"/>
-                <w:u w:val="none"/>
-                <w:strike w:val="false"/>
-                <w:sz w:val="20"/>
-                <w:szCs w:val="20"/>
-                <w:color w:val="000000"/>
-              </w:rPr>
-            </w:pPr>
-            <w:r>
-              <w:rPr>
-                <w:rFonts w:ascii="Calibri" w:hAnsi="Calibri" w:eastAsia="Calibri" w:cs="Calibri"/>
-                <w:i w:val="false"/>
-                <w:b w:val="false"/>
-                <w:u w:val="none"/>
-                <w:strike w:val="false"/>
-                <w:sz w:val="20"/>
-                <w:szCs w:val="20"/>
-                <w:color w:val="000000"/>
-              </w:rPr>
-              <w:t xml:space="preserve">0.420</w:t>
-            </w:r>
-          </w:p>
-        </w:tc>
       </w:tr>
       <w:tr>
         <w:trPr>
@@ -741,7 +408,7 @@
         </w:trPr>
         <w:tc>
           <w:tcPr>
-            <w:gridSpan w:val="6"/>
+            <w:gridSpan w:val="3"/>
             <w:tcBorders>
               <w:bottom w:val="none" w:sz="0" w:space="0" w:color="FFFFFF"/>
               <w:top w:val="single" w:sz="10" w:space="0" w:color="404040"/>
@@ -791,7 +458,7 @@
                 <w:szCs w:val="18"/>
                 <w:color w:val="000000"/>
               </w:rPr>
-              <w:t xml:space="preserve">Reliability estimated with the psych::alpha() function. Items: imp_sympathique, imp_bizarre_inversed, imp_intelligente, imp_appreciable, imp_confiance, imp_dominante, imp_conversation, imp_temps, imp_voisin, imp_assis. imp_bizarre_inversed is the reverse-scored version of imp_bizarre.</w:t>
+              <w:t xml:space="preserve">Internal consistency was assessed using Cronbach's α. imp_bizarre_inversed is the reverse-scored version of imp_bizarre.</w:t>
             </w:r>
           </w:p>
         </w:tc>

--- a/results/supplementary/table_01_cronbach_alpha.docx
+++ b/results/supplementary/table_01_cronbach_alpha.docx
@@ -28,7 +28,7 @@
         <w:rPr/>
         <w:t xml:space="preserve">Table </w:t>
       </w:r>
-      <w:bookmarkStart w:id="b6b4eed1-2351-460b-9ac5-3613ebfeea4a" w:name="table"/>
+      <w:bookmarkStart w:id="1b35f2e8-b518-45a4-ada6-cdf86e216dfe" w:name="table"/>
       <w:r>
         <w:rPr/>
         <w:fldChar w:fldCharType="begin" w:dirty="true"/>
@@ -41,7 +41,7 @@
         <w:rPr/>
         <w:fldChar w:fldCharType="end" w:dirty="true"/>
       </w:r>
-      <w:bookmarkEnd w:id="b6b4eed1-2351-460b-9ac5-3613ebfeea4a"/>
+      <w:bookmarkEnd w:id="1b35f2e8-b518-45a4-ada6-cdf86e216dfe"/>
       <w:r>
         <w:rPr/>
         <w:t xml:space="preserve">. </w:t>

--- a/results/supplementary/table_01_cronbach_alpha.docx
+++ b/results/supplementary/table_01_cronbach_alpha.docx
@@ -28,7 +28,7 @@
         <w:rPr/>
         <w:t xml:space="preserve">Table </w:t>
       </w:r>
-      <w:bookmarkStart w:id="1b35f2e8-b518-45a4-ada6-cdf86e216dfe" w:name="table"/>
+      <w:bookmarkStart w:id="1b80e255-89ad-46a3-b5f0-6e31fc04c39d" w:name="table"/>
       <w:r>
         <w:rPr/>
         <w:fldChar w:fldCharType="begin" w:dirty="true"/>
@@ -41,7 +41,7 @@
         <w:rPr/>
         <w:fldChar w:fldCharType="end" w:dirty="true"/>
       </w:r>
-      <w:bookmarkEnd w:id="1b35f2e8-b518-45a4-ada6-cdf86e216dfe"/>
+      <w:bookmarkEnd w:id="1b80e255-89ad-46a3-b5f0-6e31fc04c39d"/>
       <w:r>
         <w:rPr/>
         <w:t xml:space="preserve">. </w:t>
